--- a/2026/03. März/131. Tagesbericht.docx
+++ b/2026/03. März/131. Tagesbericht.docx
@@ -1,6 +1,6 @@
 
 <file path=word/document.xml><?xml version="1.0" encoding="utf-8"?>
-<w:document xmlns:wpc="http://schemas.microsoft.com/office/word/2010/wordprocessingCanvas" xmlns:cx="http://schemas.microsoft.com/office/drawing/2014/chartex" xmlns:cx1="http://schemas.microsoft.com/office/drawing/2015/9/8/chartex" xmlns:cx2="http://schemas.microsoft.com/office/drawing/2015/10/21/chartex" xmlns:cx3="http://schemas.microsoft.com/office/drawing/2016/5/9/chartex" xmlns:cx4="http://schemas.microsoft.com/office/drawing/2016/5/10/chartex" xmlns:cx5="http://schemas.microsoft.com/office/drawing/2016/5/11/chartex" xmlns:cx6="http://schemas.microsoft.com/office/drawing/2016/5/12/chartex" xmlns:cx7="http://schemas.microsoft.com/office/drawing/2016/5/13/chartex" xmlns:cx8="http://schemas.microsoft.com/office/drawing/2016/5/14/chartex" xmlns:mc="http://schemas.openxmlformats.org/markup-compatibility/2006" xmlns:aink="http://schemas.microsoft.com/office/drawing/2016/ink" xmlns:am3d="http://schemas.microsoft.com/office/drawing/2017/model3d" xmlns:o="urn:schemas-microsoft-com:office:office" xmlns:oel="http://schemas.microsoft.com/office/2019/extlst" xmlns:r="http://schemas.openxmlformats.org/officeDocument/2006/relationships" xmlns:m="http://schemas.openxmlformats.org/officeDocument/2006/math" xmlns:v="urn:schemas-microsoft-com:vml" xmlns:wp14="http://schemas.microsoft.com/office/word/2010/wordprocessingDrawing" xmlns:wp="http://schemas.openxmlformats.org/drawingml/2006/wordprocessingDrawing" xmlns:w10="urn:schemas-microsoft-com:office:word" xmlns:w="http://schemas.openxmlformats.org/wordprocessingml/2006/main" xmlns:w14="http://schemas.microsoft.com/office/word/2010/wordml" xmlns:w15="http://schemas.microsoft.com/office/word/2012/wordml" xmlns:w16cex="http://schemas.microsoft.com/office/word/2018/wordml/cex" xmlns:w16cid="http://schemas.microsoft.com/office/word/2016/wordml/cid" xmlns:w16="http://schemas.microsoft.com/office/word/2018/wordml" xmlns:w16sdtdh="http://schemas.microsoft.com/office/word/2020/wordml/sdtdatahash" xmlns:w16se="http://schemas.microsoft.com/office/word/2015/wordml/symex" xmlns:wpg="http://schemas.microsoft.com/office/word/2010/wordprocessingGroup" xmlns:wpi="http://schemas.microsoft.com/office/word/2010/wordprocessingInk" xmlns:wne="http://schemas.microsoft.com/office/word/2006/wordml" xmlns:wps="http://schemas.microsoft.com/office/word/2010/wordprocessingShape" mc:Ignorable="w14 w15 w16se w16cid w16 w16cex w16sdtdh wp14">
+<w:document xmlns:wpc="http://schemas.microsoft.com/office/word/2010/wordprocessingCanvas" xmlns:cx="http://schemas.microsoft.com/office/drawing/2014/chartex" xmlns:cx1="http://schemas.microsoft.com/office/drawing/2015/9/8/chartex" xmlns:cx2="http://schemas.microsoft.com/office/drawing/2015/10/21/chartex" xmlns:cx3="http://schemas.microsoft.com/office/drawing/2016/5/9/chartex" xmlns:cx4="http://schemas.microsoft.com/office/drawing/2016/5/10/chartex" xmlns:cx5="http://schemas.microsoft.com/office/drawing/2016/5/11/chartex" xmlns:cx6="http://schemas.microsoft.com/office/drawing/2016/5/12/chartex" xmlns:cx7="http://schemas.microsoft.com/office/drawing/2016/5/13/chartex" xmlns:cx8="http://schemas.microsoft.com/office/drawing/2016/5/14/chartex" xmlns:mc="http://schemas.openxmlformats.org/markup-compatibility/2006" xmlns:aink="http://schemas.microsoft.com/office/drawing/2016/ink" xmlns:am3d="http://schemas.microsoft.com/office/drawing/2017/model3d" xmlns:o="urn:schemas-microsoft-com:office:office" xmlns:oel="http://schemas.microsoft.com/office/2019/extlst" xmlns:r="http://schemas.openxmlformats.org/officeDocument/2006/relationships" xmlns:m="http://schemas.openxmlformats.org/officeDocument/2006/math" xmlns:v="urn:schemas-microsoft-com:vml" xmlns:wp14="http://schemas.microsoft.com/office/word/2010/wordprocessingDrawing" xmlns:wp="http://schemas.openxmlformats.org/drawingml/2006/wordprocessingDrawing" xmlns:w10="urn:schemas-microsoft-com:office:word" xmlns:w="http://schemas.openxmlformats.org/wordprocessingml/2006/main" xmlns:w14="http://schemas.microsoft.com/office/word/2010/wordml" xmlns:w15="http://schemas.microsoft.com/office/word/2012/wordml" xmlns:w16cex="http://schemas.microsoft.com/office/word/2018/wordml/cex" xmlns:w16cid="http://schemas.microsoft.com/office/word/2016/wordml/cid" xmlns:w16="http://schemas.microsoft.com/office/word/2018/wordml" xmlns:w16du="http://schemas.microsoft.com/office/word/2023/wordml/word16du" xmlns:w16sdtdh="http://schemas.microsoft.com/office/word/2020/wordml/sdtdatahash" xmlns:w16sdtfl="http://schemas.microsoft.com/office/word/2024/wordml/sdtformatlock" xmlns:w16se="http://schemas.microsoft.com/office/word/2015/wordml/symex" xmlns:wpg="http://schemas.microsoft.com/office/word/2010/wordprocessingGroup" xmlns:wpi="http://schemas.microsoft.com/office/word/2010/wordprocessingInk" xmlns:wne="http://schemas.microsoft.com/office/word/2006/wordml" xmlns:wps="http://schemas.microsoft.com/office/word/2010/wordprocessingShape" mc:Ignorable="w14 w15 w16se w16cid w16 w16cex w16sdtdh w16sdtfl w16du wp14">
   <w:body>
     <w:tbl>
       <w:tblPr>
@@ -110,7 +110,6 @@
               <w:bottom w:val="single" w:sz="4" w:space="0" w:color="000000"/>
               <w:right w:val="single" w:sz="4" w:space="0" w:color="000000"/>
             </w:tcBorders>
-            <w:shd w:val="clear" w:color="auto" w:fill="auto"/>
           </w:tcPr>
           <w:p>
             <w:pPr>
@@ -138,7 +137,6 @@
               <w:bottom w:val="single" w:sz="4" w:space="0" w:color="000000"/>
               <w:right w:val="single" w:sz="4" w:space="0" w:color="000000"/>
             </w:tcBorders>
-            <w:shd w:val="clear" w:color="auto" w:fill="auto"/>
           </w:tcPr>
           <w:p>
             <w:pPr>
@@ -152,72 +150,27 @@
                 <w:sz w:val="20"/>
               </w:rPr>
             </w:pPr>
-          </w:p>
-        </w:tc>
-        <w:tc>
-          <w:tcPr>
-            <w:tcW w:w="1170" w:type="dxa"/>
-            <w:tcBorders>
-              <w:top w:val="single" w:sz="4" w:space="0" w:color="000000"/>
-              <w:left w:val="single" w:sz="4" w:space="0" w:color="000000"/>
-              <w:bottom w:val="single" w:sz="4" w:space="0" w:color="000000"/>
-              <w:right w:val="single" w:sz="4" w:space="0" w:color="000000"/>
-            </w:tcBorders>
-            <w:shd w:val="clear" w:color="auto" w:fill="auto"/>
-          </w:tcPr>
-          <w:p>
-            <w:pPr>
-              <w:spacing w:line="260" w:lineRule="exact"/>
+            <w:r>
               <w:rPr>
                 <w:sz w:val="20"/>
               </w:rPr>
-            </w:pPr>
-          </w:p>
-        </w:tc>
-      </w:tr>
-      <w:tr>
-        <w:trPr>
-          <w:trHeight w:val="139"/>
-        </w:trPr>
-        <w:tc>
-          <w:tcPr>
-            <w:tcW w:w="1383" w:type="dxa"/>
-            <w:tcBorders>
-              <w:top w:val="single" w:sz="4" w:space="0" w:color="000000"/>
-              <w:left w:val="single" w:sz="4" w:space="0" w:color="000000"/>
-              <w:bottom w:val="single" w:sz="4" w:space="0" w:color="000000"/>
-              <w:right w:val="single" w:sz="4" w:space="0" w:color="000000"/>
-            </w:tcBorders>
-            <w:shd w:val="clear" w:color="auto" w:fill="auto"/>
-          </w:tcPr>
-          <w:p>
-            <w:pPr>
-              <w:spacing w:line="260" w:lineRule="exact"/>
-              <w:rPr>
-                <w:sz w:val="22"/>
-                <w:szCs w:val="22"/>
-              </w:rPr>
-            </w:pPr>
-            <w:r>
-              <w:rPr>
-                <w:sz w:val="22"/>
-                <w:szCs w:val="22"/>
-              </w:rPr>
-              <w:t>Dienstag</w:t>
-            </w:r>
-          </w:p>
-        </w:tc>
-        <w:tc>
-          <w:tcPr>
-            <w:tcW w:w="7087" w:type="dxa"/>
-            <w:tcBorders>
-              <w:top w:val="single" w:sz="4" w:space="0" w:color="000000"/>
-              <w:left w:val="single" w:sz="4" w:space="0" w:color="000000"/>
-              <w:bottom w:val="single" w:sz="4" w:space="0" w:color="000000"/>
-              <w:right w:val="single" w:sz="4" w:space="0" w:color="000000"/>
-            </w:tcBorders>
-            <w:shd w:val="clear" w:color="auto" w:fill="auto"/>
-          </w:tcPr>
+              <w:t xml:space="preserve">Node.js, OpenSSL und </w:t>
+            </w:r>
+            <w:proofErr w:type="spellStart"/>
+            <w:r>
+              <w:rPr>
+                <w:sz w:val="20"/>
+              </w:rPr>
+              <w:t>Git</w:t>
+            </w:r>
+            <w:proofErr w:type="spellEnd"/>
+            <w:r>
+              <w:rPr>
+                <w:sz w:val="20"/>
+              </w:rPr>
+              <w:t xml:space="preserve"> Installation auf Laptops</w:t>
+            </w:r>
+          </w:p>
           <w:p>
             <w:pPr>
               <w:pStyle w:val="Listenabsatz"/>
@@ -228,8 +181,48 @@
               <w:spacing w:line="260" w:lineRule="exact"/>
               <w:rPr>
                 <w:sz w:val="20"/>
-              </w:rPr>
-            </w:pPr>
+                <w:lang w:val="en-US"/>
+              </w:rPr>
+            </w:pPr>
+            <w:proofErr w:type="spellStart"/>
+            <w:r>
+              <w:rPr>
+                <w:sz w:val="20"/>
+                <w:lang w:val="en-US"/>
+              </w:rPr>
+              <w:t>Alertmanager</w:t>
+            </w:r>
+            <w:proofErr w:type="spellEnd"/>
+            <w:r>
+              <w:rPr>
+                <w:sz w:val="20"/>
+                <w:lang w:val="en-US"/>
+              </w:rPr>
+              <w:t xml:space="preserve"> </w:t>
+            </w:r>
+            <w:proofErr w:type="spellStart"/>
+            <w:r>
+              <w:rPr>
+                <w:sz w:val="20"/>
+                <w:lang w:val="en-US"/>
+              </w:rPr>
+              <w:t>Datasource</w:t>
+            </w:r>
+            <w:proofErr w:type="spellEnd"/>
+            <w:r>
+              <w:rPr>
+                <w:sz w:val="20"/>
+                <w:lang w:val="en-US"/>
+              </w:rPr>
+              <w:t>: fails health check</w:t>
+            </w:r>
+            <w:r>
+              <w:rPr>
+                <w:sz w:val="20"/>
+                <w:lang w:val="en-US"/>
+              </w:rPr>
+              <w:t xml:space="preserve"> Troubleshooting</w:t>
+            </w:r>
           </w:p>
         </w:tc>
         <w:tc>
@@ -241,13 +234,13 @@
               <w:bottom w:val="single" w:sz="4" w:space="0" w:color="000000"/>
               <w:right w:val="single" w:sz="4" w:space="0" w:color="000000"/>
             </w:tcBorders>
-            <w:shd w:val="clear" w:color="auto" w:fill="auto"/>
           </w:tcPr>
           <w:p>
             <w:pPr>
               <w:spacing w:line="260" w:lineRule="exact"/>
               <w:rPr>
                 <w:sz w:val="20"/>
+                <w:lang w:val="en-US"/>
               </w:rPr>
             </w:pPr>
           </w:p>
@@ -255,7 +248,7 @@
       </w:tr>
       <w:tr>
         <w:trPr>
-          <w:trHeight w:val="56"/>
+          <w:trHeight w:val="139"/>
         </w:trPr>
         <w:tc>
           <w:tcPr>
@@ -266,7 +259,6 @@
               <w:bottom w:val="single" w:sz="4" w:space="0" w:color="000000"/>
               <w:right w:val="single" w:sz="4" w:space="0" w:color="000000"/>
             </w:tcBorders>
-            <w:shd w:val="clear" w:color="auto" w:fill="auto"/>
           </w:tcPr>
           <w:p>
             <w:pPr>
@@ -281,7 +273,7 @@
                 <w:sz w:val="22"/>
                 <w:szCs w:val="22"/>
               </w:rPr>
-              <w:t>Mittwoch</w:t>
+              <w:t>Dienstag</w:t>
             </w:r>
           </w:p>
         </w:tc>
@@ -294,7 +286,6 @@
               <w:bottom w:val="single" w:sz="4" w:space="0" w:color="000000"/>
               <w:right w:val="single" w:sz="4" w:space="0" w:color="000000"/>
             </w:tcBorders>
-            <w:shd w:val="clear" w:color="auto" w:fill="auto"/>
           </w:tcPr>
           <w:p>
             <w:pPr>
@@ -308,73 +299,13 @@
                 <w:sz w:val="20"/>
               </w:rPr>
             </w:pPr>
-          </w:p>
-        </w:tc>
-        <w:tc>
-          <w:tcPr>
-            <w:tcW w:w="1170" w:type="dxa"/>
-            <w:tcBorders>
-              <w:top w:val="single" w:sz="4" w:space="0" w:color="000000"/>
-              <w:left w:val="single" w:sz="4" w:space="0" w:color="000000"/>
-              <w:bottom w:val="single" w:sz="4" w:space="0" w:color="000000"/>
-              <w:right w:val="single" w:sz="4" w:space="0" w:color="000000"/>
-            </w:tcBorders>
-            <w:shd w:val="clear" w:color="auto" w:fill="auto"/>
-          </w:tcPr>
-          <w:p>
-            <w:pPr>
-              <w:spacing w:line="260" w:lineRule="exact"/>
-              <w:rPr>
-                <w:sz w:val="22"/>
-                <w:szCs w:val="22"/>
-              </w:rPr>
-            </w:pPr>
-          </w:p>
-        </w:tc>
-      </w:tr>
-      <w:tr>
-        <w:trPr>
-          <w:trHeight w:val="178"/>
-        </w:trPr>
-        <w:tc>
-          <w:tcPr>
-            <w:tcW w:w="1383" w:type="dxa"/>
-            <w:tcBorders>
-              <w:top w:val="single" w:sz="4" w:space="0" w:color="000000"/>
-              <w:left w:val="single" w:sz="4" w:space="0" w:color="000000"/>
-              <w:bottom w:val="single" w:sz="4" w:space="0" w:color="000000"/>
-              <w:right w:val="single" w:sz="4" w:space="0" w:color="000000"/>
-            </w:tcBorders>
-            <w:shd w:val="clear" w:color="auto" w:fill="auto"/>
-          </w:tcPr>
-          <w:p>
-            <w:pPr>
-              <w:spacing w:line="260" w:lineRule="exact"/>
-              <w:rPr>
-                <w:sz w:val="22"/>
-                <w:szCs w:val="22"/>
-              </w:rPr>
-            </w:pPr>
-            <w:r>
-              <w:rPr>
-                <w:sz w:val="22"/>
-                <w:szCs w:val="22"/>
-              </w:rPr>
-              <w:t>Donnerstag</w:t>
-            </w:r>
-          </w:p>
-        </w:tc>
-        <w:tc>
-          <w:tcPr>
-            <w:tcW w:w="7087" w:type="dxa"/>
-            <w:tcBorders>
-              <w:top w:val="single" w:sz="4" w:space="0" w:color="000000"/>
-              <w:left w:val="single" w:sz="4" w:space="0" w:color="000000"/>
-              <w:bottom w:val="single" w:sz="4" w:space="0" w:color="000000"/>
-              <w:right w:val="single" w:sz="4" w:space="0" w:color="000000"/>
-            </w:tcBorders>
-            <w:shd w:val="clear" w:color="auto" w:fill="auto"/>
-          </w:tcPr>
+            <w:r>
+              <w:rPr>
+                <w:sz w:val="20"/>
+              </w:rPr>
+              <w:t>Backupbänder Wiederherstellung, Export, Import und Löschung</w:t>
+            </w:r>
+          </w:p>
           <w:p>
             <w:pPr>
               <w:pStyle w:val="Listenabsatz"/>
@@ -398,14 +329,12 @@
               <w:bottom w:val="single" w:sz="4" w:space="0" w:color="000000"/>
               <w:right w:val="single" w:sz="4" w:space="0" w:color="000000"/>
             </w:tcBorders>
-            <w:shd w:val="clear" w:color="auto" w:fill="auto"/>
           </w:tcPr>
           <w:p>
             <w:pPr>
               <w:spacing w:line="260" w:lineRule="exact"/>
               <w:rPr>
-                <w:sz w:val="22"/>
-                <w:szCs w:val="22"/>
+                <w:sz w:val="20"/>
               </w:rPr>
             </w:pPr>
           </w:p>
@@ -413,7 +342,7 @@
       </w:tr>
       <w:tr>
         <w:trPr>
-          <w:trHeight w:val="195"/>
+          <w:trHeight w:val="56"/>
         </w:trPr>
         <w:tc>
           <w:tcPr>
@@ -424,7 +353,6 @@
               <w:bottom w:val="single" w:sz="4" w:space="0" w:color="000000"/>
               <w:right w:val="single" w:sz="4" w:space="0" w:color="000000"/>
             </w:tcBorders>
-            <w:shd w:val="clear" w:color="auto" w:fill="auto"/>
           </w:tcPr>
           <w:p>
             <w:pPr>
@@ -439,7 +367,7 @@
                 <w:sz w:val="22"/>
                 <w:szCs w:val="22"/>
               </w:rPr>
-              <w:t>Freitag</w:t>
+              <w:t>Mittwoch</w:t>
             </w:r>
           </w:p>
         </w:tc>
@@ -452,7 +380,6 @@
               <w:bottom w:val="single" w:sz="4" w:space="0" w:color="000000"/>
               <w:right w:val="single" w:sz="4" w:space="0" w:color="000000"/>
             </w:tcBorders>
-            <w:shd w:val="clear" w:color="auto" w:fill="auto"/>
           </w:tcPr>
           <w:p>
             <w:pPr>
@@ -466,6 +393,12 @@
                 <w:sz w:val="20"/>
               </w:rPr>
             </w:pPr>
+            <w:r>
+              <w:rPr>
+                <w:sz w:val="20"/>
+              </w:rPr>
+              <w:t>Urlaub</w:t>
+            </w:r>
           </w:p>
         </w:tc>
         <w:tc>
@@ -477,7 +410,6 @@
               <w:bottom w:val="single" w:sz="4" w:space="0" w:color="000000"/>
               <w:right w:val="single" w:sz="4" w:space="0" w:color="000000"/>
             </w:tcBorders>
-            <w:shd w:val="clear" w:color="auto" w:fill="auto"/>
           </w:tcPr>
           <w:p>
             <w:pPr>
@@ -492,7 +424,7 @@
       </w:tr>
       <w:tr>
         <w:trPr>
-          <w:trHeight w:val="1198"/>
+          <w:trHeight w:val="178"/>
         </w:trPr>
         <w:tc>
           <w:tcPr>
@@ -503,7 +435,6 @@
               <w:bottom w:val="single" w:sz="4" w:space="0" w:color="000000"/>
               <w:right w:val="single" w:sz="4" w:space="0" w:color="000000"/>
             </w:tcBorders>
-            <w:shd w:val="clear" w:color="auto" w:fill="auto"/>
           </w:tcPr>
           <w:p>
             <w:pPr>
@@ -518,7 +449,7 @@
                 <w:sz w:val="22"/>
                 <w:szCs w:val="22"/>
               </w:rPr>
-              <w:t>Samstag</w:t>
+              <w:t>Donnerstag</w:t>
             </w:r>
           </w:p>
         </w:tc>
@@ -531,16 +462,25 @@
               <w:bottom w:val="single" w:sz="4" w:space="0" w:color="000000"/>
               <w:right w:val="single" w:sz="4" w:space="0" w:color="000000"/>
             </w:tcBorders>
-            <w:shd w:val="clear" w:color="auto" w:fill="auto"/>
-          </w:tcPr>
-          <w:p>
-            <w:pPr>
+          </w:tcPr>
+          <w:p>
+            <w:pPr>
+              <w:pStyle w:val="Listenabsatz"/>
+              <w:numPr>
+                <w:ilvl w:val="0"/>
+                <w:numId w:val="6"/>
+              </w:numPr>
               <w:spacing w:line="260" w:lineRule="exact"/>
               <w:rPr>
-                <w:sz w:val="22"/>
-                <w:szCs w:val="22"/>
-              </w:rPr>
-            </w:pPr>
+                <w:sz w:val="20"/>
+              </w:rPr>
+            </w:pPr>
+            <w:r>
+              <w:rPr>
+                <w:sz w:val="20"/>
+              </w:rPr>
+              <w:t>Urlaub</w:t>
+            </w:r>
           </w:p>
         </w:tc>
         <w:tc>
@@ -552,7 +492,160 @@
               <w:bottom w:val="single" w:sz="4" w:space="0" w:color="000000"/>
               <w:right w:val="single" w:sz="4" w:space="0" w:color="000000"/>
             </w:tcBorders>
-            <w:shd w:val="clear" w:color="auto" w:fill="auto"/>
+          </w:tcPr>
+          <w:p>
+            <w:pPr>
+              <w:spacing w:line="260" w:lineRule="exact"/>
+              <w:rPr>
+                <w:sz w:val="22"/>
+                <w:szCs w:val="22"/>
+              </w:rPr>
+            </w:pPr>
+          </w:p>
+        </w:tc>
+      </w:tr>
+      <w:tr>
+        <w:trPr>
+          <w:trHeight w:val="195"/>
+        </w:trPr>
+        <w:tc>
+          <w:tcPr>
+            <w:tcW w:w="1383" w:type="dxa"/>
+            <w:tcBorders>
+              <w:top w:val="single" w:sz="4" w:space="0" w:color="000000"/>
+              <w:left w:val="single" w:sz="4" w:space="0" w:color="000000"/>
+              <w:bottom w:val="single" w:sz="4" w:space="0" w:color="000000"/>
+              <w:right w:val="single" w:sz="4" w:space="0" w:color="000000"/>
+            </w:tcBorders>
+          </w:tcPr>
+          <w:p>
+            <w:pPr>
+              <w:spacing w:line="260" w:lineRule="exact"/>
+              <w:rPr>
+                <w:sz w:val="22"/>
+                <w:szCs w:val="22"/>
+              </w:rPr>
+            </w:pPr>
+            <w:r>
+              <w:rPr>
+                <w:sz w:val="22"/>
+                <w:szCs w:val="22"/>
+              </w:rPr>
+              <w:t>Freitag</w:t>
+            </w:r>
+          </w:p>
+        </w:tc>
+        <w:tc>
+          <w:tcPr>
+            <w:tcW w:w="7087" w:type="dxa"/>
+            <w:tcBorders>
+              <w:top w:val="single" w:sz="4" w:space="0" w:color="000000"/>
+              <w:left w:val="single" w:sz="4" w:space="0" w:color="000000"/>
+              <w:bottom w:val="single" w:sz="4" w:space="0" w:color="000000"/>
+              <w:right w:val="single" w:sz="4" w:space="0" w:color="000000"/>
+            </w:tcBorders>
+          </w:tcPr>
+          <w:p>
+            <w:pPr>
+              <w:pStyle w:val="Listenabsatz"/>
+              <w:numPr>
+                <w:ilvl w:val="0"/>
+                <w:numId w:val="6"/>
+              </w:numPr>
+              <w:spacing w:line="260" w:lineRule="exact"/>
+              <w:rPr>
+                <w:sz w:val="20"/>
+              </w:rPr>
+            </w:pPr>
+            <w:r>
+              <w:rPr>
+                <w:sz w:val="20"/>
+              </w:rPr>
+              <w:t>Urlaub</w:t>
+            </w:r>
+          </w:p>
+        </w:tc>
+        <w:tc>
+          <w:tcPr>
+            <w:tcW w:w="1170" w:type="dxa"/>
+            <w:tcBorders>
+              <w:top w:val="single" w:sz="4" w:space="0" w:color="000000"/>
+              <w:left w:val="single" w:sz="4" w:space="0" w:color="000000"/>
+              <w:bottom w:val="single" w:sz="4" w:space="0" w:color="000000"/>
+              <w:right w:val="single" w:sz="4" w:space="0" w:color="000000"/>
+            </w:tcBorders>
+          </w:tcPr>
+          <w:p>
+            <w:pPr>
+              <w:spacing w:line="260" w:lineRule="exact"/>
+              <w:rPr>
+                <w:sz w:val="22"/>
+                <w:szCs w:val="22"/>
+              </w:rPr>
+            </w:pPr>
+          </w:p>
+        </w:tc>
+      </w:tr>
+      <w:tr>
+        <w:trPr>
+          <w:trHeight w:val="45"/>
+        </w:trPr>
+        <w:tc>
+          <w:tcPr>
+            <w:tcW w:w="1383" w:type="dxa"/>
+            <w:tcBorders>
+              <w:top w:val="single" w:sz="4" w:space="0" w:color="000000"/>
+              <w:left w:val="single" w:sz="4" w:space="0" w:color="000000"/>
+              <w:bottom w:val="single" w:sz="4" w:space="0" w:color="000000"/>
+              <w:right w:val="single" w:sz="4" w:space="0" w:color="000000"/>
+            </w:tcBorders>
+          </w:tcPr>
+          <w:p>
+            <w:pPr>
+              <w:spacing w:line="260" w:lineRule="exact"/>
+              <w:rPr>
+                <w:sz w:val="22"/>
+                <w:szCs w:val="22"/>
+              </w:rPr>
+            </w:pPr>
+            <w:r>
+              <w:rPr>
+                <w:sz w:val="22"/>
+                <w:szCs w:val="22"/>
+              </w:rPr>
+              <w:t>Samstag</w:t>
+            </w:r>
+          </w:p>
+        </w:tc>
+        <w:tc>
+          <w:tcPr>
+            <w:tcW w:w="7087" w:type="dxa"/>
+            <w:tcBorders>
+              <w:top w:val="single" w:sz="4" w:space="0" w:color="000000"/>
+              <w:left w:val="single" w:sz="4" w:space="0" w:color="000000"/>
+              <w:bottom w:val="single" w:sz="4" w:space="0" w:color="000000"/>
+              <w:right w:val="single" w:sz="4" w:space="0" w:color="000000"/>
+            </w:tcBorders>
+          </w:tcPr>
+          <w:p>
+            <w:pPr>
+              <w:spacing w:line="260" w:lineRule="exact"/>
+              <w:rPr>
+                <w:sz w:val="22"/>
+                <w:szCs w:val="22"/>
+              </w:rPr>
+            </w:pPr>
+          </w:p>
+        </w:tc>
+        <w:tc>
+          <w:tcPr>
+            <w:tcW w:w="1170" w:type="dxa"/>
+            <w:tcBorders>
+              <w:top w:val="single" w:sz="4" w:space="0" w:color="000000"/>
+              <w:left w:val="single" w:sz="4" w:space="0" w:color="000000"/>
+              <w:bottom w:val="single" w:sz="4" w:space="0" w:color="000000"/>
+              <w:right w:val="single" w:sz="4" w:space="0" w:color="000000"/>
+            </w:tcBorders>
           </w:tcPr>
           <w:p>
             <w:pPr>
@@ -575,7 +668,6 @@
             <w:tcBorders>
               <w:top w:val="single" w:sz="4" w:space="0" w:color="000000"/>
             </w:tcBorders>
-            <w:shd w:val="clear" w:color="auto" w:fill="auto"/>
           </w:tcPr>
           <w:p>
             <w:pPr>
@@ -595,7 +687,6 @@
               <w:left w:val="nil"/>
               <w:right w:val="single" w:sz="4" w:space="0" w:color="000000"/>
             </w:tcBorders>
-            <w:shd w:val="clear" w:color="auto" w:fill="auto"/>
           </w:tcPr>
           <w:p>
             <w:pPr>
@@ -637,7 +728,6 @@
               <w:bottom w:val="single" w:sz="4" w:space="0" w:color="000000"/>
               <w:right w:val="single" w:sz="4" w:space="0" w:color="000000"/>
             </w:tcBorders>
-            <w:shd w:val="clear" w:color="auto" w:fill="auto"/>
           </w:tcPr>
           <w:p>
             <w:pPr>
@@ -680,7 +770,6 @@
               <w:bottom w:val="single" w:sz="4" w:space="0" w:color="808080"/>
               <w:right w:val="single" w:sz="4" w:space="0" w:color="808080"/>
             </w:tcBorders>
-            <w:shd w:val="clear" w:color="auto" w:fill="auto"/>
             <w:vAlign w:val="center"/>
           </w:tcPr>
           <w:p>
@@ -711,7 +800,6 @@
               <w:bottom w:val="single" w:sz="4" w:space="0" w:color="808080"/>
               <w:right w:val="single" w:sz="4" w:space="0" w:color="808080"/>
             </w:tcBorders>
-            <w:shd w:val="clear" w:color="auto" w:fill="auto"/>
             <w:vAlign w:val="center"/>
           </w:tcPr>
           <w:p>
@@ -721,6 +809,13 @@
                 <w:sz w:val="20"/>
               </w:rPr>
             </w:pPr>
+            <w:r>
+              <w:rPr>
+                <w:rFonts w:cs="Arial"/>
+                <w:sz w:val="20"/>
+              </w:rPr>
+              <w:t>131</w:t>
+            </w:r>
           </w:p>
         </w:tc>
       </w:tr>
@@ -734,7 +829,6 @@
               <w:bottom w:val="single" w:sz="4" w:space="0" w:color="808080"/>
               <w:right w:val="single" w:sz="4" w:space="0" w:color="808080"/>
             </w:tcBorders>
-            <w:shd w:val="clear" w:color="auto" w:fill="auto"/>
             <w:vAlign w:val="center"/>
           </w:tcPr>
           <w:p>
@@ -764,7 +858,6 @@
               <w:bottom w:val="single" w:sz="4" w:space="0" w:color="808080"/>
               <w:right w:val="single" w:sz="4" w:space="0" w:color="808080"/>
             </w:tcBorders>
-            <w:shd w:val="clear" w:color="auto" w:fill="auto"/>
             <w:vAlign w:val="center"/>
           </w:tcPr>
           <w:p>
@@ -794,7 +887,6 @@
               <w:bottom w:val="single" w:sz="4" w:space="0" w:color="808080"/>
               <w:right w:val="single" w:sz="4" w:space="0" w:color="808080"/>
             </w:tcBorders>
-            <w:shd w:val="clear" w:color="auto" w:fill="auto"/>
             <w:vAlign w:val="center"/>
           </w:tcPr>
           <w:p>
@@ -823,7 +915,6 @@
               <w:bottom w:val="single" w:sz="4" w:space="0" w:color="808080"/>
               <w:right w:val="single" w:sz="4" w:space="0" w:color="808080"/>
             </w:tcBorders>
-            <w:shd w:val="clear" w:color="auto" w:fill="auto"/>
             <w:vAlign w:val="center"/>
           </w:tcPr>
           <w:p>
@@ -838,7 +929,7 @@
                 <w:rFonts w:cs="Arial"/>
                 <w:sz w:val="20"/>
               </w:rPr>
-              <w:t>1</w:t>
+              <w:t>3</w:t>
             </w:r>
           </w:p>
         </w:tc>
@@ -852,7 +943,6 @@
               <w:bottom w:val="single" w:sz="4" w:space="0" w:color="808080"/>
               <w:right w:val="single" w:sz="4" w:space="0" w:color="808080"/>
             </w:tcBorders>
-            <w:shd w:val="clear" w:color="auto" w:fill="auto"/>
             <w:tcMar>
               <w:top w:w="0" w:type="dxa"/>
               <w:left w:w="108" w:type="dxa"/>
@@ -874,7 +964,15 @@
                 <w:sz w:val="22"/>
                 <w:szCs w:val="22"/>
               </w:rPr>
-              <w:t>Ggf. ausbildende Abteilung:</w:t>
+              <w:t>A</w:t>
+            </w:r>
+            <w:r>
+              <w:rPr>
+                <w:rFonts w:cs="Arial"/>
+                <w:sz w:val="22"/>
+                <w:szCs w:val="22"/>
+              </w:rPr>
+              <w:t>usbildende Abteilung:</w:t>
             </w:r>
           </w:p>
         </w:tc>
@@ -887,7 +985,6 @@
               <w:bottom w:val="single" w:sz="4" w:space="0" w:color="808080"/>
               <w:right w:val="single" w:sz="4" w:space="0" w:color="808080"/>
             </w:tcBorders>
-            <w:shd w:val="clear" w:color="auto" w:fill="auto"/>
             <w:tcMar>
               <w:top w:w="0" w:type="dxa"/>
               <w:left w:w="108" w:type="dxa"/>
@@ -923,7 +1020,6 @@
               <w:bottom w:val="single" w:sz="4" w:space="0" w:color="808080"/>
               <w:right w:val="single" w:sz="4" w:space="0" w:color="808080"/>
             </w:tcBorders>
-            <w:shd w:val="clear" w:color="auto" w:fill="auto"/>
             <w:vAlign w:val="center"/>
           </w:tcPr>
           <w:p>
@@ -952,7 +1048,6 @@
               <w:bottom w:val="single" w:sz="4" w:space="0" w:color="808080"/>
               <w:right w:val="single" w:sz="4" w:space="0" w:color="808080"/>
             </w:tcBorders>
-            <w:shd w:val="clear" w:color="auto" w:fill="auto"/>
             <w:vAlign w:val="center"/>
           </w:tcPr>
           <w:p>
@@ -962,6 +1057,13 @@
                 <w:sz w:val="20"/>
               </w:rPr>
             </w:pPr>
+            <w:r>
+              <w:rPr>
+                <w:rFonts w:cs="Arial"/>
+                <w:sz w:val="20"/>
+              </w:rPr>
+              <w:t>02.03.2026</w:t>
+            </w:r>
           </w:p>
         </w:tc>
         <w:tc>
@@ -973,7 +1075,6 @@
               <w:bottom w:val="single" w:sz="4" w:space="0" w:color="808080"/>
               <w:right w:val="single" w:sz="4" w:space="0" w:color="808080"/>
             </w:tcBorders>
-            <w:shd w:val="clear" w:color="auto" w:fill="auto"/>
             <w:tcMar>
               <w:top w:w="0" w:type="dxa"/>
               <w:left w:w="108" w:type="dxa"/>
@@ -1009,7 +1110,6 @@
               <w:bottom w:val="single" w:sz="4" w:space="0" w:color="808080"/>
               <w:right w:val="single" w:sz="4" w:space="0" w:color="808080"/>
             </w:tcBorders>
-            <w:shd w:val="clear" w:color="auto" w:fill="auto"/>
             <w:tcMar>
               <w:top w:w="0" w:type="dxa"/>
               <w:left w:w="108" w:type="dxa"/>
@@ -1025,6 +1125,13 @@
                 <w:sz w:val="20"/>
               </w:rPr>
             </w:pPr>
+            <w:r>
+              <w:rPr>
+                <w:rFonts w:cs="Arial"/>
+                <w:sz w:val="20"/>
+              </w:rPr>
+              <w:t>06.03.2026</w:t>
+            </w:r>
           </w:p>
         </w:tc>
       </w:tr>
@@ -1181,7 +1288,6 @@
             <w:tcBorders>
               <w:top w:val="single" w:sz="4" w:space="0" w:color="000000"/>
             </w:tcBorders>
-            <w:shd w:val="clear" w:color="auto" w:fill="auto"/>
           </w:tcPr>
           <w:p>
             <w:pPr>
@@ -1203,7 +1309,6 @@
         <w:tc>
           <w:tcPr>
             <w:tcW w:w="1700" w:type="dxa"/>
-            <w:shd w:val="clear" w:color="auto" w:fill="auto"/>
           </w:tcPr>
           <w:p>
             <w:pPr>
@@ -1221,7 +1326,6 @@
             <w:tcBorders>
               <w:top w:val="single" w:sz="4" w:space="0" w:color="000000"/>
             </w:tcBorders>
-            <w:shd w:val="clear" w:color="auto" w:fill="auto"/>
           </w:tcPr>
           <w:p>
             <w:pPr>
@@ -1263,7 +1367,7 @@
 </file>
 
 <file path=word/endnotes.xml><?xml version="1.0" encoding="utf-8"?>
-<w:endnotes xmlns:wpc="http://schemas.microsoft.com/office/word/2010/wordprocessingCanvas" xmlns:cx="http://schemas.microsoft.com/office/drawing/2014/chartex" xmlns:cx1="http://schemas.microsoft.com/office/drawing/2015/9/8/chartex" xmlns:cx2="http://schemas.microsoft.com/office/drawing/2015/10/21/chartex" xmlns:cx3="http://schemas.microsoft.com/office/drawing/2016/5/9/chartex" xmlns:cx4="http://schemas.microsoft.com/office/drawing/2016/5/10/chartex" xmlns:cx5="http://schemas.microsoft.com/office/drawing/2016/5/11/chartex" xmlns:cx6="http://schemas.microsoft.com/office/drawing/2016/5/12/chartex" xmlns:cx7="http://schemas.microsoft.com/office/drawing/2016/5/13/chartex" xmlns:cx8="http://schemas.microsoft.com/office/drawing/2016/5/14/chartex" xmlns:mc="http://schemas.openxmlformats.org/markup-compatibility/2006" xmlns:aink="http://schemas.microsoft.com/office/drawing/2016/ink" xmlns:am3d="http://schemas.microsoft.com/office/drawing/2017/model3d" xmlns:o="urn:schemas-microsoft-com:office:office" xmlns:oel="http://schemas.microsoft.com/office/2019/extlst" xmlns:r="http://schemas.openxmlformats.org/officeDocument/2006/relationships" xmlns:m="http://schemas.openxmlformats.org/officeDocument/2006/math" xmlns:v="urn:schemas-microsoft-com:vml" xmlns:wp14="http://schemas.microsoft.com/office/word/2010/wordprocessingDrawing" xmlns:wp="http://schemas.openxmlformats.org/drawingml/2006/wordprocessingDrawing" xmlns:w10="urn:schemas-microsoft-com:office:word" xmlns:w="http://schemas.openxmlformats.org/wordprocessingml/2006/main" xmlns:w14="http://schemas.microsoft.com/office/word/2010/wordml" xmlns:w15="http://schemas.microsoft.com/office/word/2012/wordml" xmlns:w16cex="http://schemas.microsoft.com/office/word/2018/wordml/cex" xmlns:w16cid="http://schemas.microsoft.com/office/word/2016/wordml/cid" xmlns:w16="http://schemas.microsoft.com/office/word/2018/wordml" xmlns:w16sdtdh="http://schemas.microsoft.com/office/word/2020/wordml/sdtdatahash" xmlns:w16se="http://schemas.microsoft.com/office/word/2015/wordml/symex" xmlns:wpg="http://schemas.microsoft.com/office/word/2010/wordprocessingGroup" xmlns:wpi="http://schemas.microsoft.com/office/word/2010/wordprocessingInk" xmlns:wne="http://schemas.microsoft.com/office/word/2006/wordml" xmlns:wps="http://schemas.microsoft.com/office/word/2010/wordprocessingShape" mc:Ignorable="w14 w15 w16se w16cid w16 w16cex w16sdtdh wp14">
+<w:endnotes xmlns:wpc="http://schemas.microsoft.com/office/word/2010/wordprocessingCanvas" xmlns:cx="http://schemas.microsoft.com/office/drawing/2014/chartex" xmlns:cx1="http://schemas.microsoft.com/office/drawing/2015/9/8/chartex" xmlns:cx2="http://schemas.microsoft.com/office/drawing/2015/10/21/chartex" xmlns:cx3="http://schemas.microsoft.com/office/drawing/2016/5/9/chartex" xmlns:cx4="http://schemas.microsoft.com/office/drawing/2016/5/10/chartex" xmlns:cx5="http://schemas.microsoft.com/office/drawing/2016/5/11/chartex" xmlns:cx6="http://schemas.microsoft.com/office/drawing/2016/5/12/chartex" xmlns:cx7="http://schemas.microsoft.com/office/drawing/2016/5/13/chartex" xmlns:cx8="http://schemas.microsoft.com/office/drawing/2016/5/14/chartex" xmlns:mc="http://schemas.openxmlformats.org/markup-compatibility/2006" xmlns:aink="http://schemas.microsoft.com/office/drawing/2016/ink" xmlns:am3d="http://schemas.microsoft.com/office/drawing/2017/model3d" xmlns:o="urn:schemas-microsoft-com:office:office" xmlns:oel="http://schemas.microsoft.com/office/2019/extlst" xmlns:r="http://schemas.openxmlformats.org/officeDocument/2006/relationships" xmlns:m="http://schemas.openxmlformats.org/officeDocument/2006/math" xmlns:v="urn:schemas-microsoft-com:vml" xmlns:wp14="http://schemas.microsoft.com/office/word/2010/wordprocessingDrawing" xmlns:wp="http://schemas.openxmlformats.org/drawingml/2006/wordprocessingDrawing" xmlns:w10="urn:schemas-microsoft-com:office:word" xmlns:w="http://schemas.openxmlformats.org/wordprocessingml/2006/main" xmlns:w14="http://schemas.microsoft.com/office/word/2010/wordml" xmlns:w15="http://schemas.microsoft.com/office/word/2012/wordml" xmlns:w16cex="http://schemas.microsoft.com/office/word/2018/wordml/cex" xmlns:w16cid="http://schemas.microsoft.com/office/word/2016/wordml/cid" xmlns:w16="http://schemas.microsoft.com/office/word/2018/wordml" xmlns:w16du="http://schemas.microsoft.com/office/word/2023/wordml/word16du" xmlns:w16sdtdh="http://schemas.microsoft.com/office/word/2020/wordml/sdtdatahash" xmlns:w16sdtfl="http://schemas.microsoft.com/office/word/2024/wordml/sdtformatlock" xmlns:w16se="http://schemas.microsoft.com/office/word/2015/wordml/symex" xmlns:wpg="http://schemas.microsoft.com/office/word/2010/wordprocessingGroup" xmlns:wpi="http://schemas.microsoft.com/office/word/2010/wordprocessingInk" xmlns:wne="http://schemas.microsoft.com/office/word/2006/wordml" xmlns:wps="http://schemas.microsoft.com/office/word/2010/wordprocessingShape" mc:Ignorable="w14 w15 w16se w16cid w16 w16cex w16sdtdh w16sdtfl w16du wp14">
   <w:endnote w:type="separator" w:id="-1">
     <w:p>
       <w:r>
@@ -1282,7 +1386,7 @@
 </file>
 
 <file path=word/footnotes.xml><?xml version="1.0" encoding="utf-8"?>
-<w:footnotes xmlns:wpc="http://schemas.microsoft.com/office/word/2010/wordprocessingCanvas" xmlns:cx="http://schemas.microsoft.com/office/drawing/2014/chartex" xmlns:cx1="http://schemas.microsoft.com/office/drawing/2015/9/8/chartex" xmlns:cx2="http://schemas.microsoft.com/office/drawing/2015/10/21/chartex" xmlns:cx3="http://schemas.microsoft.com/office/drawing/2016/5/9/chartex" xmlns:cx4="http://schemas.microsoft.com/office/drawing/2016/5/10/chartex" xmlns:cx5="http://schemas.microsoft.com/office/drawing/2016/5/11/chartex" xmlns:cx6="http://schemas.microsoft.com/office/drawing/2016/5/12/chartex" xmlns:cx7="http://schemas.microsoft.com/office/drawing/2016/5/13/chartex" xmlns:cx8="http://schemas.microsoft.com/office/drawing/2016/5/14/chartex" xmlns:mc="http://schemas.openxmlformats.org/markup-compatibility/2006" xmlns:aink="http://schemas.microsoft.com/office/drawing/2016/ink" xmlns:am3d="http://schemas.microsoft.com/office/drawing/2017/model3d" xmlns:o="urn:schemas-microsoft-com:office:office" xmlns:oel="http://schemas.microsoft.com/office/2019/extlst" xmlns:r="http://schemas.openxmlformats.org/officeDocument/2006/relationships" xmlns:m="http://schemas.openxmlformats.org/officeDocument/2006/math" xmlns:v="urn:schemas-microsoft-com:vml" xmlns:wp14="http://schemas.microsoft.com/office/word/2010/wordprocessingDrawing" xmlns:wp="http://schemas.openxmlformats.org/drawingml/2006/wordprocessingDrawing" xmlns:w10="urn:schemas-microsoft-com:office:word" xmlns:w="http://schemas.openxmlformats.org/wordprocessingml/2006/main" xmlns:w14="http://schemas.microsoft.com/office/word/2010/wordml" xmlns:w15="http://schemas.microsoft.com/office/word/2012/wordml" xmlns:w16cex="http://schemas.microsoft.com/office/word/2018/wordml/cex" xmlns:w16cid="http://schemas.microsoft.com/office/word/2016/wordml/cid" xmlns:w16="http://schemas.microsoft.com/office/word/2018/wordml" xmlns:w16sdtdh="http://schemas.microsoft.com/office/word/2020/wordml/sdtdatahash" xmlns:w16se="http://schemas.microsoft.com/office/word/2015/wordml/symex" xmlns:wpg="http://schemas.microsoft.com/office/word/2010/wordprocessingGroup" xmlns:wpi="http://schemas.microsoft.com/office/word/2010/wordprocessingInk" xmlns:wne="http://schemas.microsoft.com/office/word/2006/wordml" xmlns:wps="http://schemas.microsoft.com/office/word/2010/wordprocessingShape" mc:Ignorable="w14 w15 w16se w16cid w16 w16cex w16sdtdh wp14">
+<w:footnotes xmlns:wpc="http://schemas.microsoft.com/office/word/2010/wordprocessingCanvas" xmlns:cx="http://schemas.microsoft.com/office/drawing/2014/chartex" xmlns:cx1="http://schemas.microsoft.com/office/drawing/2015/9/8/chartex" xmlns:cx2="http://schemas.microsoft.com/office/drawing/2015/10/21/chartex" xmlns:cx3="http://schemas.microsoft.com/office/drawing/2016/5/9/chartex" xmlns:cx4="http://schemas.microsoft.com/office/drawing/2016/5/10/chartex" xmlns:cx5="http://schemas.microsoft.com/office/drawing/2016/5/11/chartex" xmlns:cx6="http://schemas.microsoft.com/office/drawing/2016/5/12/chartex" xmlns:cx7="http://schemas.microsoft.com/office/drawing/2016/5/13/chartex" xmlns:cx8="http://schemas.microsoft.com/office/drawing/2016/5/14/chartex" xmlns:mc="http://schemas.openxmlformats.org/markup-compatibility/2006" xmlns:aink="http://schemas.microsoft.com/office/drawing/2016/ink" xmlns:am3d="http://schemas.microsoft.com/office/drawing/2017/model3d" xmlns:o="urn:schemas-microsoft-com:office:office" xmlns:oel="http://schemas.microsoft.com/office/2019/extlst" xmlns:r="http://schemas.openxmlformats.org/officeDocument/2006/relationships" xmlns:m="http://schemas.openxmlformats.org/officeDocument/2006/math" xmlns:v="urn:schemas-microsoft-com:vml" xmlns:wp14="http://schemas.microsoft.com/office/word/2010/wordprocessingDrawing" xmlns:wp="http://schemas.openxmlformats.org/drawingml/2006/wordprocessingDrawing" xmlns:w10="urn:schemas-microsoft-com:office:word" xmlns:w="http://schemas.openxmlformats.org/wordprocessingml/2006/main" xmlns:w14="http://schemas.microsoft.com/office/word/2010/wordml" xmlns:w15="http://schemas.microsoft.com/office/word/2012/wordml" xmlns:w16cex="http://schemas.microsoft.com/office/word/2018/wordml/cex" xmlns:w16cid="http://schemas.microsoft.com/office/word/2016/wordml/cid" xmlns:w16="http://schemas.microsoft.com/office/word/2018/wordml" xmlns:w16du="http://schemas.microsoft.com/office/word/2023/wordml/word16du" xmlns:w16sdtdh="http://schemas.microsoft.com/office/word/2020/wordml/sdtdatahash" xmlns:w16sdtfl="http://schemas.microsoft.com/office/word/2024/wordml/sdtformatlock" xmlns:w16se="http://schemas.microsoft.com/office/word/2015/wordml/symex" xmlns:wpg="http://schemas.microsoft.com/office/word/2010/wordprocessingGroup" xmlns:wpi="http://schemas.microsoft.com/office/word/2010/wordprocessingInk" xmlns:wne="http://schemas.microsoft.com/office/word/2006/wordml" xmlns:wps="http://schemas.microsoft.com/office/word/2010/wordprocessingShape" mc:Ignorable="w14 w15 w16se w16cid w16 w16cex w16sdtdh w16sdtfl w16du wp14">
   <w:footnote w:type="separator" w:id="-1">
     <w:p>
       <w:r>
@@ -1301,7 +1405,7 @@
 </file>
 
 <file path=word/numbering.xml><?xml version="1.0" encoding="utf-8"?>
-<w:numbering xmlns:wpc="http://schemas.microsoft.com/office/word/2010/wordprocessingCanvas" xmlns:cx="http://schemas.microsoft.com/office/drawing/2014/chartex" xmlns:cx1="http://schemas.microsoft.com/office/drawing/2015/9/8/chartex" xmlns:cx2="http://schemas.microsoft.com/office/drawing/2015/10/21/chartex" xmlns:cx3="http://schemas.microsoft.com/office/drawing/2016/5/9/chartex" xmlns:cx4="http://schemas.microsoft.com/office/drawing/2016/5/10/chartex" xmlns:cx5="http://schemas.microsoft.com/office/drawing/2016/5/11/chartex" xmlns:cx6="http://schemas.microsoft.com/office/drawing/2016/5/12/chartex" xmlns:cx7="http://schemas.microsoft.com/office/drawing/2016/5/13/chartex" xmlns:cx8="http://schemas.microsoft.com/office/drawing/2016/5/14/chartex" xmlns:mc="http://schemas.openxmlformats.org/markup-compatibility/2006" xmlns:aink="http://schemas.microsoft.com/office/drawing/2016/ink" xmlns:am3d="http://schemas.microsoft.com/office/drawing/2017/model3d" xmlns:o="urn:schemas-microsoft-com:office:office" xmlns:oel="http://schemas.microsoft.com/office/2019/extlst" xmlns:r="http://schemas.openxmlformats.org/officeDocument/2006/relationships" xmlns:m="http://schemas.openxmlformats.org/officeDocument/2006/math" xmlns:v="urn:schemas-microsoft-com:vml" xmlns:wp14="http://schemas.microsoft.com/office/word/2010/wordprocessingDrawing" xmlns:wp="http://schemas.openxmlformats.org/drawingml/2006/wordprocessingDrawing" xmlns:w10="urn:schemas-microsoft-com:office:word" xmlns:w="http://schemas.openxmlformats.org/wordprocessingml/2006/main" xmlns:w14="http://schemas.microsoft.com/office/word/2010/wordml" xmlns:w15="http://schemas.microsoft.com/office/word/2012/wordml" xmlns:w16cex="http://schemas.microsoft.com/office/word/2018/wordml/cex" xmlns:w16cid="http://schemas.microsoft.com/office/word/2016/wordml/cid" xmlns:w16="http://schemas.microsoft.com/office/word/2018/wordml" xmlns:w16sdtdh="http://schemas.microsoft.com/office/word/2020/wordml/sdtdatahash" xmlns:w16se="http://schemas.microsoft.com/office/word/2015/wordml/symex" xmlns:wpg="http://schemas.microsoft.com/office/word/2010/wordprocessingGroup" xmlns:wpi="http://schemas.microsoft.com/office/word/2010/wordprocessingInk" xmlns:wne="http://schemas.microsoft.com/office/word/2006/wordml" xmlns:wps="http://schemas.microsoft.com/office/word/2010/wordprocessingShape" mc:Ignorable="w14 w15 w16se w16cid w16 w16cex w16sdtdh wp14">
+<w:numbering xmlns:wpc="http://schemas.microsoft.com/office/word/2010/wordprocessingCanvas" xmlns:cx="http://schemas.microsoft.com/office/drawing/2014/chartex" xmlns:cx1="http://schemas.microsoft.com/office/drawing/2015/9/8/chartex" xmlns:cx2="http://schemas.microsoft.com/office/drawing/2015/10/21/chartex" xmlns:cx3="http://schemas.microsoft.com/office/drawing/2016/5/9/chartex" xmlns:cx4="http://schemas.microsoft.com/office/drawing/2016/5/10/chartex" xmlns:cx5="http://schemas.microsoft.com/office/drawing/2016/5/11/chartex" xmlns:cx6="http://schemas.microsoft.com/office/drawing/2016/5/12/chartex" xmlns:cx7="http://schemas.microsoft.com/office/drawing/2016/5/13/chartex" xmlns:cx8="http://schemas.microsoft.com/office/drawing/2016/5/14/chartex" xmlns:mc="http://schemas.openxmlformats.org/markup-compatibility/2006" xmlns:aink="http://schemas.microsoft.com/office/drawing/2016/ink" xmlns:am3d="http://schemas.microsoft.com/office/drawing/2017/model3d" xmlns:o="urn:schemas-microsoft-com:office:office" xmlns:oel="http://schemas.microsoft.com/office/2019/extlst" xmlns:r="http://schemas.openxmlformats.org/officeDocument/2006/relationships" xmlns:m="http://schemas.openxmlformats.org/officeDocument/2006/math" xmlns:v="urn:schemas-microsoft-com:vml" xmlns:wp14="http://schemas.microsoft.com/office/word/2010/wordprocessingDrawing" xmlns:wp="http://schemas.openxmlformats.org/drawingml/2006/wordprocessingDrawing" xmlns:w10="urn:schemas-microsoft-com:office:word" xmlns:w="http://schemas.openxmlformats.org/wordprocessingml/2006/main" xmlns:w14="http://schemas.microsoft.com/office/word/2010/wordml" xmlns:w15="http://schemas.microsoft.com/office/word/2012/wordml" xmlns:w16cex="http://schemas.microsoft.com/office/word/2018/wordml/cex" xmlns:w16cid="http://schemas.microsoft.com/office/word/2016/wordml/cid" xmlns:w16="http://schemas.microsoft.com/office/word/2018/wordml" xmlns:w16du="http://schemas.microsoft.com/office/word/2023/wordml/word16du" xmlns:w16sdtdh="http://schemas.microsoft.com/office/word/2020/wordml/sdtdatahash" xmlns:w16sdtfl="http://schemas.microsoft.com/office/word/2024/wordml/sdtformatlock" xmlns:w16se="http://schemas.microsoft.com/office/word/2015/wordml/symex" xmlns:wpg="http://schemas.microsoft.com/office/word/2010/wordprocessingGroup" xmlns:wpi="http://schemas.microsoft.com/office/word/2010/wordprocessingInk" xmlns:wne="http://schemas.microsoft.com/office/word/2006/wordml" xmlns:wps="http://schemas.microsoft.com/office/word/2010/wordprocessingShape" mc:Ignorable="w14 w15 w16se w16cid w16 w16cex w16sdtdh w16sdtfl w16du wp14">
   <w:abstractNum w:abstractNumId="0" w15:restartNumberingAfterBreak="0">
     <w:nsid w:val="08794DC9"/>
     <w:multiLevelType w:val="hybridMultilevel"/>
@@ -1965,7 +2069,7 @@
 </file>
 
 <file path=word/styles.xml><?xml version="1.0" encoding="utf-8"?>
-<w:styles xmlns:mc="http://schemas.openxmlformats.org/markup-compatibility/2006" xmlns:r="http://schemas.openxmlformats.org/officeDocument/2006/relationships" xmlns:w="http://schemas.openxmlformats.org/wordprocessingml/2006/main" xmlns:w14="http://schemas.microsoft.com/office/word/2010/wordml" xmlns:w15="http://schemas.microsoft.com/office/word/2012/wordml" xmlns:w16cex="http://schemas.microsoft.com/office/word/2018/wordml/cex" xmlns:w16cid="http://schemas.microsoft.com/office/word/2016/wordml/cid" xmlns:w16="http://schemas.microsoft.com/office/word/2018/wordml" xmlns:w16sdtdh="http://schemas.microsoft.com/office/word/2020/wordml/sdtdatahash" xmlns:w16se="http://schemas.microsoft.com/office/word/2015/wordml/symex" mc:Ignorable="w14 w15 w16se w16cid w16 w16cex w16sdtdh">
+<w:styles xmlns:mc="http://schemas.openxmlformats.org/markup-compatibility/2006" xmlns:r="http://schemas.openxmlformats.org/officeDocument/2006/relationships" xmlns:w="http://schemas.openxmlformats.org/wordprocessingml/2006/main" xmlns:w14="http://schemas.microsoft.com/office/word/2010/wordml" xmlns:w15="http://schemas.microsoft.com/office/word/2012/wordml" xmlns:w16cex="http://schemas.microsoft.com/office/word/2018/wordml/cex" xmlns:w16cid="http://schemas.microsoft.com/office/word/2016/wordml/cid" xmlns:w16="http://schemas.microsoft.com/office/word/2018/wordml" xmlns:w16du="http://schemas.microsoft.com/office/word/2023/wordml/word16du" xmlns:w16sdtdh="http://schemas.microsoft.com/office/word/2020/wordml/sdtdatahash" xmlns:w16sdtfl="http://schemas.microsoft.com/office/word/2024/wordml/sdtformatlock" xmlns:w16se="http://schemas.microsoft.com/office/word/2015/wordml/symex" mc:Ignorable="w14 w15 w16se w16cid w16 w16cex w16sdtdh w16sdtfl w16du">
   <w:docDefaults>
     <w:rPrDefault>
       <w:rPr>
